--- a/sample-packs/Ma'am Cora/Grade 6 - English - Writing a persuasive notice for a clean barangay/Lesson plan.docx
+++ b/sample-packs/Ma'am Cora/Grade 6 - English - Writing a persuasive notice for a clean barangay/Lesson plan.docx
@@ -17,15 +17,6 @@
           <w:sz w:val="20"/>
         </w:rPr>
         <w:t xml:space="preserve">Shared by Ma'am Cora (fictional placeholder teacher).</w:t>
-      </w:r>
-    </w:p>
-    <w:p>
-      <w:r>
-        <w:rPr>
-          <w:i/>
-          <w:sz w:val="20"/>
-        </w:rPr>
-        <w:t xml:space="preserve">Fictional placeholder made by the CherIt team for a hackathon demonstration.</w:t>
       </w:r>
     </w:p>
     <w:p>
